--- a/Exptal Sessions/R/Outputs/Tobit.docx
+++ b/Exptal Sessions/R/Outputs/Tobit.docx
@@ -7,7 +7,7 @@
         <w:pStyle w:val="TableCaption"/>
       </w:pPr>
       <w:r>
-        <w:t xml:space="preserve">Independent Tobit Models for Compliance and Beliefs in Round 8</w:t>
+        <w:t xml:space="preserve">Tobit Path Models for Compliance and Beliefs in Round 8</w:t>
       </w:r>
     </w:p>
     <w:tbl>
@@ -16,7 +16,7 @@
         <w:tblW w:type="pct" w:w="4883"/>
         <w:tblLayout w:type="fixed"/>
         <w:tblLook w:firstRow="1" w:lastRow="1" w:firstColumn="0" w:lastColumn="0" w:noHBand="0" w:noVBand="0" w:val="0020"/>
-        <w:tblCaption w:val="Independent Tobit Models for Compliance and Beliefs in Round 8"/>
+        <w:tblCaption w:val="Tobit Path Models for Compliance and Beliefs in Round 8"/>
       </w:tblPr>
       <w:tblGrid>
         <w:gridCol w:w="1189"/>
@@ -37,6 +37,9 @@
             <w:pPr>
               <w:pStyle w:val="Compact"/>
             </w:pPr>
+            <w:r>
+              <w:t xml:space="preserve">Predictor</w:t>
+            </w:r>
           </w:p>
         </w:tc>
         <w:tc>
@@ -133,48 +136,48 @@
               <w:pStyle w:val="Compact"/>
             </w:pPr>
             <w:r>
-              <w:t xml:space="preserve">0.195**</w:t>
-            </w:r>
-          </w:p>
-        </w:tc>
-        <w:tc>
-          <w:tcPr/>
-          <w:p>
-            <w:pPr>
-              <w:pStyle w:val="Compact"/>
-            </w:pPr>
-            <w:r>
-              <w:t xml:space="preserve">0.031</w:t>
-            </w:r>
-          </w:p>
-        </w:tc>
-        <w:tc>
-          <w:tcPr/>
-          <w:p>
-            <w:pPr>
-              <w:pStyle w:val="Compact"/>
-            </w:pPr>
-          </w:p>
-        </w:tc>
-        <w:tc>
-          <w:tcPr/>
-          <w:p>
-            <w:pPr>
-              <w:pStyle w:val="Compact"/>
-            </w:pPr>
-            <w:r>
-              <w:t xml:space="preserve">0.136***</w:t>
-            </w:r>
-          </w:p>
-        </w:tc>
-        <w:tc>
-          <w:tcPr/>
-          <w:p>
-            <w:pPr>
-              <w:pStyle w:val="Compact"/>
-            </w:pPr>
-            <w:r>
-              <w:t xml:space="preserve">-0.032</w:t>
+              <w:t xml:space="preserve">0.195** (0.072)</w:t>
+            </w:r>
+          </w:p>
+        </w:tc>
+        <w:tc>
+          <w:tcPr/>
+          <w:p>
+            <w:pPr>
+              <w:pStyle w:val="Compact"/>
+            </w:pPr>
+            <w:r>
+              <w:t xml:space="preserve">0.031 (0.057)</w:t>
+            </w:r>
+          </w:p>
+        </w:tc>
+        <w:tc>
+          <w:tcPr/>
+          <w:p>
+            <w:pPr>
+              <w:pStyle w:val="Compact"/>
+            </w:pPr>
+          </w:p>
+        </w:tc>
+        <w:tc>
+          <w:tcPr/>
+          <w:p>
+            <w:pPr>
+              <w:pStyle w:val="Compact"/>
+            </w:pPr>
+            <w:r>
+              <w:t xml:space="preserve">0.136*** (0.040)</w:t>
+            </w:r>
+          </w:p>
+        </w:tc>
+        <w:tc>
+          <w:tcPr/>
+          <w:p>
+            <w:pPr>
+              <w:pStyle w:val="Compact"/>
+            </w:pPr>
+            <w:r>
+              <w:t xml:space="preserve">-0.032 (0.049)</w:t>
             </w:r>
           </w:p>
         </w:tc>
@@ -186,65 +189,68 @@
             <w:pPr>
               <w:pStyle w:val="Compact"/>
             </w:pPr>
-          </w:p>
-        </w:tc>
-        <w:tc>
-          <w:tcPr/>
-          <w:p>
-            <w:pPr>
-              <w:pStyle w:val="Compact"/>
-            </w:pPr>
-          </w:p>
-        </w:tc>
-        <w:tc>
-          <w:tcPr/>
-          <w:p>
-            <w:pPr>
-              <w:pStyle w:val="Compact"/>
-            </w:pPr>
-            <w:r>
-              <w:t xml:space="preserve">(0.072)</w:t>
-            </w:r>
-          </w:p>
-        </w:tc>
-        <w:tc>
-          <w:tcPr/>
-          <w:p>
-            <w:pPr>
-              <w:pStyle w:val="Compact"/>
-            </w:pPr>
-            <w:r>
-              <w:t xml:space="preserve">(0.057)</w:t>
-            </w:r>
-          </w:p>
-        </w:tc>
-        <w:tc>
-          <w:tcPr/>
-          <w:p>
-            <w:pPr>
-              <w:pStyle w:val="Compact"/>
-            </w:pPr>
-          </w:p>
-        </w:tc>
-        <w:tc>
-          <w:tcPr/>
-          <w:p>
-            <w:pPr>
-              <w:pStyle w:val="Compact"/>
-            </w:pPr>
-            <w:r>
-              <w:t xml:space="preserve">(0.040)</w:t>
-            </w:r>
-          </w:p>
-        </w:tc>
-        <w:tc>
-          <w:tcPr/>
-          <w:p>
-            <w:pPr>
-              <w:pStyle w:val="Compact"/>
-            </w:pPr>
-            <w:r>
-              <w:t xml:space="preserve">(0.049)</w:t>
+            <w:r>
+              <w:t xml:space="preserve">Trust In-group</w:t>
+            </w:r>
+          </w:p>
+        </w:tc>
+        <w:tc>
+          <w:tcPr/>
+          <w:p>
+            <w:pPr>
+              <w:pStyle w:val="Compact"/>
+            </w:pPr>
+            <w:r>
+              <w:t xml:space="preserve">0.112 (0.090)</w:t>
+            </w:r>
+          </w:p>
+        </w:tc>
+        <w:tc>
+          <w:tcPr/>
+          <w:p>
+            <w:pPr>
+              <w:pStyle w:val="Compact"/>
+            </w:pPr>
+          </w:p>
+        </w:tc>
+        <w:tc>
+          <w:tcPr/>
+          <w:p>
+            <w:pPr>
+              <w:pStyle w:val="Compact"/>
+            </w:pPr>
+            <w:r>
+              <w:t xml:space="preserve">0.043 (0.057)</w:t>
+            </w:r>
+          </w:p>
+        </w:tc>
+        <w:tc>
+          <w:tcPr/>
+          <w:p>
+            <w:pPr>
+              <w:pStyle w:val="Compact"/>
+            </w:pPr>
+            <w:r>
+              <w:t xml:space="preserve">0.067 (0.055)</w:t>
+            </w:r>
+          </w:p>
+        </w:tc>
+        <w:tc>
+          <w:tcPr/>
+          <w:p>
+            <w:pPr>
+              <w:pStyle w:val="Compact"/>
+            </w:pPr>
+          </w:p>
+        </w:tc>
+        <w:tc>
+          <w:tcPr/>
+          <w:p>
+            <w:pPr>
+              <w:pStyle w:val="Compact"/>
+            </w:pPr>
+            <w:r>
+              <w:t xml:space="preserve">0.020 (0.048)</w:t>
             </w:r>
           </w:p>
         </w:tc>
@@ -257,67 +263,67 @@
               <w:pStyle w:val="Compact"/>
             </w:pPr>
             <w:r>
-              <w:t xml:space="preserve">Trust In-group</w:t>
-            </w:r>
-          </w:p>
-        </w:tc>
-        <w:tc>
-          <w:tcPr/>
-          <w:p>
-            <w:pPr>
-              <w:pStyle w:val="Compact"/>
-            </w:pPr>
-            <w:r>
-              <w:t xml:space="preserve">0.112</w:t>
-            </w:r>
-          </w:p>
-        </w:tc>
-        <w:tc>
-          <w:tcPr/>
-          <w:p>
-            <w:pPr>
-              <w:pStyle w:val="Compact"/>
-            </w:pPr>
-          </w:p>
-        </w:tc>
-        <w:tc>
-          <w:tcPr/>
-          <w:p>
-            <w:pPr>
-              <w:pStyle w:val="Compact"/>
-            </w:pPr>
-            <w:r>
-              <w:t xml:space="preserve">0.043</w:t>
-            </w:r>
-          </w:p>
-        </w:tc>
-        <w:tc>
-          <w:tcPr/>
-          <w:p>
-            <w:pPr>
-              <w:pStyle w:val="Compact"/>
-            </w:pPr>
-            <w:r>
-              <w:t xml:space="preserve">0.067</w:t>
-            </w:r>
-          </w:p>
-        </w:tc>
-        <w:tc>
-          <w:tcPr/>
-          <w:p>
-            <w:pPr>
-              <w:pStyle w:val="Compact"/>
-            </w:pPr>
-          </w:p>
-        </w:tc>
-        <w:tc>
-          <w:tcPr/>
-          <w:p>
-            <w:pPr>
-              <w:pStyle w:val="Compact"/>
-            </w:pPr>
-            <w:r>
-              <w:t xml:space="preserve">0.020</w:t>
+              <w:t xml:space="preserve">Conflict Out-group</w:t>
+            </w:r>
+          </w:p>
+        </w:tc>
+        <w:tc>
+          <w:tcPr/>
+          <w:p>
+            <w:pPr>
+              <w:pStyle w:val="Compact"/>
+            </w:pPr>
+          </w:p>
+        </w:tc>
+        <w:tc>
+          <w:tcPr/>
+          <w:p>
+            <w:pPr>
+              <w:pStyle w:val="Compact"/>
+            </w:pPr>
+            <w:r>
+              <w:t xml:space="preserve">-0.088 (0.074)</w:t>
+            </w:r>
+          </w:p>
+        </w:tc>
+        <w:tc>
+          <w:tcPr/>
+          <w:p>
+            <w:pPr>
+              <w:pStyle w:val="Compact"/>
+            </w:pPr>
+            <w:r>
+              <w:t xml:space="preserve">0.061 (0.059)</w:t>
+            </w:r>
+          </w:p>
+        </w:tc>
+        <w:tc>
+          <w:tcPr/>
+          <w:p>
+            <w:pPr>
+              <w:pStyle w:val="Compact"/>
+            </w:pPr>
+          </w:p>
+        </w:tc>
+        <w:tc>
+          <w:tcPr/>
+          <w:p>
+            <w:pPr>
+              <w:pStyle w:val="Compact"/>
+            </w:pPr>
+            <w:r>
+              <w:t xml:space="preserve">-0.025 (0.039)</w:t>
+            </w:r>
+          </w:p>
+        </w:tc>
+        <w:tc>
+          <w:tcPr/>
+          <w:p>
+            <w:pPr>
+              <w:pStyle w:val="Compact"/>
+            </w:pPr>
+            <w:r>
+              <w:t xml:space="preserve">0.060 (0.048)</w:t>
             </w:r>
           </w:p>
         </w:tc>
@@ -329,65 +335,68 @@
             <w:pPr>
               <w:pStyle w:val="Compact"/>
             </w:pPr>
-          </w:p>
-        </w:tc>
-        <w:tc>
-          <w:tcPr/>
-          <w:p>
-            <w:pPr>
-              <w:pStyle w:val="Compact"/>
-            </w:pPr>
-            <w:r>
-              <w:t xml:space="preserve">(0.090)</w:t>
-            </w:r>
-          </w:p>
-        </w:tc>
-        <w:tc>
-          <w:tcPr/>
-          <w:p>
-            <w:pPr>
-              <w:pStyle w:val="Compact"/>
-            </w:pPr>
-          </w:p>
-        </w:tc>
-        <w:tc>
-          <w:tcPr/>
-          <w:p>
-            <w:pPr>
-              <w:pStyle w:val="Compact"/>
-            </w:pPr>
-            <w:r>
-              <w:t xml:space="preserve">(0.057)</w:t>
-            </w:r>
-          </w:p>
-        </w:tc>
-        <w:tc>
-          <w:tcPr/>
-          <w:p>
-            <w:pPr>
-              <w:pStyle w:val="Compact"/>
-            </w:pPr>
-            <w:r>
-              <w:t xml:space="preserve">(0.055)</w:t>
-            </w:r>
-          </w:p>
-        </w:tc>
-        <w:tc>
-          <w:tcPr/>
-          <w:p>
-            <w:pPr>
-              <w:pStyle w:val="Compact"/>
-            </w:pPr>
-          </w:p>
-        </w:tc>
-        <w:tc>
-          <w:tcPr/>
-          <w:p>
-            <w:pPr>
-              <w:pStyle w:val="Compact"/>
-            </w:pPr>
-            <w:r>
-              <w:t xml:space="preserve">(0.048)</w:t>
+            <w:r>
+              <w:t xml:space="preserve">Conflict In-group</w:t>
+            </w:r>
+          </w:p>
+        </w:tc>
+        <w:tc>
+          <w:tcPr/>
+          <w:p>
+            <w:pPr>
+              <w:pStyle w:val="Compact"/>
+            </w:pPr>
+            <w:r>
+              <w:t xml:space="preserve">-0.262** (0.095)</w:t>
+            </w:r>
+          </w:p>
+        </w:tc>
+        <w:tc>
+          <w:tcPr/>
+          <w:p>
+            <w:pPr>
+              <w:pStyle w:val="Compact"/>
+            </w:pPr>
+          </w:p>
+        </w:tc>
+        <w:tc>
+          <w:tcPr/>
+          <w:p>
+            <w:pPr>
+              <w:pStyle w:val="Compact"/>
+            </w:pPr>
+            <w:r>
+              <w:t xml:space="preserve">0.076 (0.061)</w:t>
+            </w:r>
+          </w:p>
+        </w:tc>
+        <w:tc>
+          <w:tcPr/>
+          <w:p>
+            <w:pPr>
+              <w:pStyle w:val="Compact"/>
+            </w:pPr>
+            <w:r>
+              <w:t xml:space="preserve">-0.046 (0.055)</w:t>
+            </w:r>
+          </w:p>
+        </w:tc>
+        <w:tc>
+          <w:tcPr/>
+          <w:p>
+            <w:pPr>
+              <w:pStyle w:val="Compact"/>
+            </w:pPr>
+          </w:p>
+        </w:tc>
+        <w:tc>
+          <w:tcPr/>
+          <w:p>
+            <w:pPr>
+              <w:pStyle w:val="Compact"/>
+            </w:pPr>
+            <w:r>
+              <w:t xml:space="preserve">-0.020 (0.048)</w:t>
             </w:r>
           </w:p>
         </w:tc>
@@ -400,67 +409,61 @@
               <w:pStyle w:val="Compact"/>
             </w:pPr>
             <w:r>
-              <w:t xml:space="preserve">Conflict Out-group</w:t>
-            </w:r>
-          </w:p>
-        </w:tc>
-        <w:tc>
-          <w:tcPr/>
-          <w:p>
-            <w:pPr>
-              <w:pStyle w:val="Compact"/>
-            </w:pPr>
-          </w:p>
-        </w:tc>
-        <w:tc>
-          <w:tcPr/>
-          <w:p>
-            <w:pPr>
-              <w:pStyle w:val="Compact"/>
-            </w:pPr>
-            <w:r>
-              <w:t xml:space="preserve">-0.088</w:t>
-            </w:r>
-          </w:p>
-        </w:tc>
-        <w:tc>
-          <w:tcPr/>
-          <w:p>
-            <w:pPr>
-              <w:pStyle w:val="Compact"/>
-            </w:pPr>
-            <w:r>
-              <w:t xml:space="preserve">0.061</w:t>
-            </w:r>
-          </w:p>
-        </w:tc>
-        <w:tc>
-          <w:tcPr/>
-          <w:p>
-            <w:pPr>
-              <w:pStyle w:val="Compact"/>
-            </w:pPr>
-          </w:p>
-        </w:tc>
-        <w:tc>
-          <w:tcPr/>
-          <w:p>
-            <w:pPr>
-              <w:pStyle w:val="Compact"/>
-            </w:pPr>
-            <w:r>
-              <w:t xml:space="preserve">-0.025</w:t>
-            </w:r>
-          </w:p>
-        </w:tc>
-        <w:tc>
-          <w:tcPr/>
-          <w:p>
-            <w:pPr>
-              <w:pStyle w:val="Compact"/>
-            </w:pPr>
-            <w:r>
-              <w:t xml:space="preserve">0.060</w:t>
+              <w:t xml:space="preserve">Prior Beliefs Out-group</w:t>
+            </w:r>
+          </w:p>
+        </w:tc>
+        <w:tc>
+          <w:tcPr/>
+          <w:p>
+            <w:pPr>
+              <w:pStyle w:val="Compact"/>
+            </w:pPr>
+          </w:p>
+        </w:tc>
+        <w:tc>
+          <w:tcPr/>
+          <w:p>
+            <w:pPr>
+              <w:pStyle w:val="Compact"/>
+            </w:pPr>
+          </w:p>
+        </w:tc>
+        <w:tc>
+          <w:tcPr/>
+          <w:p>
+            <w:pPr>
+              <w:pStyle w:val="Compact"/>
+            </w:pPr>
+            <w:r>
+              <w:t xml:space="preserve">-0.045 (0.189)</w:t>
+            </w:r>
+          </w:p>
+        </w:tc>
+        <w:tc>
+          <w:tcPr/>
+          <w:p>
+            <w:pPr>
+              <w:pStyle w:val="Compact"/>
+            </w:pPr>
+          </w:p>
+        </w:tc>
+        <w:tc>
+          <w:tcPr/>
+          <w:p>
+            <w:pPr>
+              <w:pStyle w:val="Compact"/>
+            </w:pPr>
+          </w:p>
+        </w:tc>
+        <w:tc>
+          <w:tcPr/>
+          <w:p>
+            <w:pPr>
+              <w:pStyle w:val="Compact"/>
+            </w:pPr>
+            <w:r>
+              <w:t xml:space="preserve">0.603** (0.187)</w:t>
             </w:r>
           </w:p>
         </w:tc>
@@ -472,65 +475,62 @@
             <w:pPr>
               <w:pStyle w:val="Compact"/>
             </w:pPr>
-          </w:p>
-        </w:tc>
-        <w:tc>
-          <w:tcPr/>
-          <w:p>
-            <w:pPr>
-              <w:pStyle w:val="Compact"/>
-            </w:pPr>
-          </w:p>
-        </w:tc>
-        <w:tc>
-          <w:tcPr/>
-          <w:p>
-            <w:pPr>
-              <w:pStyle w:val="Compact"/>
-            </w:pPr>
-            <w:r>
-              <w:t xml:space="preserve">(0.074)</w:t>
-            </w:r>
-          </w:p>
-        </w:tc>
-        <w:tc>
-          <w:tcPr/>
-          <w:p>
-            <w:pPr>
-              <w:pStyle w:val="Compact"/>
-            </w:pPr>
-            <w:r>
-              <w:t xml:space="preserve">(0.059)</w:t>
-            </w:r>
-          </w:p>
-        </w:tc>
-        <w:tc>
-          <w:tcPr/>
-          <w:p>
-            <w:pPr>
-              <w:pStyle w:val="Compact"/>
-            </w:pPr>
-          </w:p>
-        </w:tc>
-        <w:tc>
-          <w:tcPr/>
-          <w:p>
-            <w:pPr>
-              <w:pStyle w:val="Compact"/>
-            </w:pPr>
-            <w:r>
-              <w:t xml:space="preserve">(0.039)</w:t>
-            </w:r>
-          </w:p>
-        </w:tc>
-        <w:tc>
-          <w:tcPr/>
-          <w:p>
-            <w:pPr>
-              <w:pStyle w:val="Compact"/>
-            </w:pPr>
-            <w:r>
-              <w:t xml:space="preserve">(0.048)</w:t>
+            <w:r>
+              <w:t xml:space="preserve">Prior Beliefs In-group</w:t>
+            </w:r>
+          </w:p>
+        </w:tc>
+        <w:tc>
+          <w:tcPr/>
+          <w:p>
+            <w:pPr>
+              <w:pStyle w:val="Compact"/>
+            </w:pPr>
+          </w:p>
+        </w:tc>
+        <w:tc>
+          <w:tcPr/>
+          <w:p>
+            <w:pPr>
+              <w:pStyle w:val="Compact"/>
+            </w:pPr>
+          </w:p>
+        </w:tc>
+        <w:tc>
+          <w:tcPr/>
+          <w:p>
+            <w:pPr>
+              <w:pStyle w:val="Compact"/>
+            </w:pPr>
+            <w:r>
+              <w:t xml:space="preserve">0.624*** (0.174)</w:t>
+            </w:r>
+          </w:p>
+        </w:tc>
+        <w:tc>
+          <w:tcPr/>
+          <w:p>
+            <w:pPr>
+              <w:pStyle w:val="Compact"/>
+            </w:pPr>
+          </w:p>
+        </w:tc>
+        <w:tc>
+          <w:tcPr/>
+          <w:p>
+            <w:pPr>
+              <w:pStyle w:val="Compact"/>
+            </w:pPr>
+          </w:p>
+        </w:tc>
+        <w:tc>
+          <w:tcPr/>
+          <w:p>
+            <w:pPr>
+              <w:pStyle w:val="Compact"/>
+            </w:pPr>
+            <w:r>
+              <w:t xml:space="preserve">0.433** (0.154)</w:t>
             </w:r>
           </w:p>
         </w:tc>
@@ -543,67 +543,61 @@
               <w:pStyle w:val="Compact"/>
             </w:pPr>
             <w:r>
-              <w:t xml:space="preserve">Conflict In-group</w:t>
-            </w:r>
-          </w:p>
-        </w:tc>
-        <w:tc>
-          <w:tcPr/>
-          <w:p>
-            <w:pPr>
-              <w:pStyle w:val="Compact"/>
-            </w:pPr>
-            <w:r>
-              <w:t xml:space="preserve">-0.262**</w:t>
-            </w:r>
-          </w:p>
-        </w:tc>
-        <w:tc>
-          <w:tcPr/>
-          <w:p>
-            <w:pPr>
-              <w:pStyle w:val="Compact"/>
-            </w:pPr>
-          </w:p>
-        </w:tc>
-        <w:tc>
-          <w:tcPr/>
-          <w:p>
-            <w:pPr>
-              <w:pStyle w:val="Compact"/>
-            </w:pPr>
-            <w:r>
-              <w:t xml:space="preserve">0.076</w:t>
-            </w:r>
-          </w:p>
-        </w:tc>
-        <w:tc>
-          <w:tcPr/>
-          <w:p>
-            <w:pPr>
-              <w:pStyle w:val="Compact"/>
-            </w:pPr>
-            <w:r>
-              <w:t xml:space="preserve">-0.046</w:t>
-            </w:r>
-          </w:p>
-        </w:tc>
-        <w:tc>
-          <w:tcPr/>
-          <w:p>
-            <w:pPr>
-              <w:pStyle w:val="Compact"/>
-            </w:pPr>
-          </w:p>
-        </w:tc>
-        <w:tc>
-          <w:tcPr/>
-          <w:p>
-            <w:pPr>
-              <w:pStyle w:val="Compact"/>
-            </w:pPr>
-            <w:r>
-              <w:t xml:space="preserve">-0.020</w:t>
+              <w:t xml:space="preserve">Observed Compliance (round 7)</w:t>
+            </w:r>
+          </w:p>
+        </w:tc>
+        <w:tc>
+          <w:tcPr/>
+          <w:p>
+            <w:pPr>
+              <w:pStyle w:val="Compact"/>
+            </w:pPr>
+          </w:p>
+        </w:tc>
+        <w:tc>
+          <w:tcPr/>
+          <w:p>
+            <w:pPr>
+              <w:pStyle w:val="Compact"/>
+            </w:pPr>
+          </w:p>
+        </w:tc>
+        <w:tc>
+          <w:tcPr/>
+          <w:p>
+            <w:pPr>
+              <w:pStyle w:val="Compact"/>
+            </w:pPr>
+            <w:r>
+              <w:t xml:space="preserve">0.431* (0.205)</w:t>
+            </w:r>
+          </w:p>
+        </w:tc>
+        <w:tc>
+          <w:tcPr/>
+          <w:p>
+            <w:pPr>
+              <w:pStyle w:val="Compact"/>
+            </w:pPr>
+          </w:p>
+        </w:tc>
+        <w:tc>
+          <w:tcPr/>
+          <w:p>
+            <w:pPr>
+              <w:pStyle w:val="Compact"/>
+            </w:pPr>
+          </w:p>
+        </w:tc>
+        <w:tc>
+          <w:tcPr/>
+          <w:p>
+            <w:pPr>
+              <w:pStyle w:val="Compact"/>
+            </w:pPr>
+            <w:r>
+              <w:t xml:space="preserve">0.425* (0.200)</w:t>
             </w:r>
           </w:p>
         </w:tc>
@@ -615,65 +609,74 @@
             <w:pPr>
               <w:pStyle w:val="Compact"/>
             </w:pPr>
-          </w:p>
-        </w:tc>
-        <w:tc>
-          <w:tcPr/>
-          <w:p>
-            <w:pPr>
-              <w:pStyle w:val="Compact"/>
-            </w:pPr>
-            <w:r>
-              <w:t xml:space="preserve">(0.095)</w:t>
-            </w:r>
-          </w:p>
-        </w:tc>
-        <w:tc>
-          <w:tcPr/>
-          <w:p>
-            <w:pPr>
-              <w:pStyle w:val="Compact"/>
-            </w:pPr>
-          </w:p>
-        </w:tc>
-        <w:tc>
-          <w:tcPr/>
-          <w:p>
-            <w:pPr>
-              <w:pStyle w:val="Compact"/>
-            </w:pPr>
-            <w:r>
-              <w:t xml:space="preserve">(0.061)</w:t>
-            </w:r>
-          </w:p>
-        </w:tc>
-        <w:tc>
-          <w:tcPr/>
-          <w:p>
-            <w:pPr>
-              <w:pStyle w:val="Compact"/>
-            </w:pPr>
-            <w:r>
-              <w:t xml:space="preserve">(0.055)</w:t>
-            </w:r>
-          </w:p>
-        </w:tc>
-        <w:tc>
-          <w:tcPr/>
-          <w:p>
-            <w:pPr>
-              <w:pStyle w:val="Compact"/>
-            </w:pPr>
-          </w:p>
-        </w:tc>
-        <w:tc>
-          <w:tcPr/>
-          <w:p>
-            <w:pPr>
-              <w:pStyle w:val="Compact"/>
-            </w:pPr>
-            <w:r>
-              <w:t xml:space="preserve">(0.048)</w:t>
+            <w:r>
+              <w:t xml:space="preserve">Constant</w:t>
+            </w:r>
+          </w:p>
+        </w:tc>
+        <w:tc>
+          <w:tcPr/>
+          <w:p>
+            <w:pPr>
+              <w:pStyle w:val="Compact"/>
+            </w:pPr>
+            <w:r>
+              <w:t xml:space="preserve">0.501*** (0.086)</w:t>
+            </w:r>
+          </w:p>
+        </w:tc>
+        <w:tc>
+          <w:tcPr/>
+          <w:p>
+            <w:pPr>
+              <w:pStyle w:val="Compact"/>
+            </w:pPr>
+            <w:r>
+              <w:t xml:space="preserve">0.158* (0.074)</w:t>
+            </w:r>
+          </w:p>
+        </w:tc>
+        <w:tc>
+          <w:tcPr/>
+          <w:p>
+            <w:pPr>
+              <w:pStyle w:val="Compact"/>
+            </w:pPr>
+            <w:r>
+              <w:t xml:space="preserve">-0.088 (0.121)</w:t>
+            </w:r>
+          </w:p>
+        </w:tc>
+        <w:tc>
+          <w:tcPr/>
+          <w:p>
+            <w:pPr>
+              <w:pStyle w:val="Compact"/>
+            </w:pPr>
+            <w:r>
+              <w:t xml:space="preserve">0.538*** (0.054)</w:t>
+            </w:r>
+          </w:p>
+        </w:tc>
+        <w:tc>
+          <w:tcPr/>
+          <w:p>
+            <w:pPr>
+              <w:pStyle w:val="Compact"/>
+            </w:pPr>
+            <w:r>
+              <w:t xml:space="preserve">0.285*** (0.040)</w:t>
+            </w:r>
+          </w:p>
+        </w:tc>
+        <w:tc>
+          <w:tcPr/>
+          <w:p>
+            <w:pPr>
+              <w:pStyle w:val="Compact"/>
+            </w:pPr>
+            <w:r>
+              <w:t xml:space="preserve">-0.278* (0.111)</w:t>
             </w:r>
           </w:p>
         </w:tc>
@@ -686,61 +689,73 @@
               <w:pStyle w:val="Compact"/>
             </w:pPr>
             <w:r>
-              <w:t xml:space="preserve">Prior Beliefs Out-group</w:t>
-            </w:r>
-          </w:p>
-        </w:tc>
-        <w:tc>
-          <w:tcPr/>
-          <w:p>
-            <w:pPr>
-              <w:pStyle w:val="Compact"/>
-            </w:pPr>
-          </w:p>
-        </w:tc>
-        <w:tc>
-          <w:tcPr/>
-          <w:p>
-            <w:pPr>
-              <w:pStyle w:val="Compact"/>
-            </w:pPr>
-          </w:p>
-        </w:tc>
-        <w:tc>
-          <w:tcPr/>
-          <w:p>
-            <w:pPr>
-              <w:pStyle w:val="Compact"/>
-            </w:pPr>
-            <w:r>
-              <w:t xml:space="preserve">-0.045</w:t>
-            </w:r>
-          </w:p>
-        </w:tc>
-        <w:tc>
-          <w:tcPr/>
-          <w:p>
-            <w:pPr>
-              <w:pStyle w:val="Compact"/>
-            </w:pPr>
-          </w:p>
-        </w:tc>
-        <w:tc>
-          <w:tcPr/>
-          <w:p>
-            <w:pPr>
-              <w:pStyle w:val="Compact"/>
-            </w:pPr>
-          </w:p>
-        </w:tc>
-        <w:tc>
-          <w:tcPr/>
-          <w:p>
-            <w:pPr>
-              <w:pStyle w:val="Compact"/>
-            </w:pPr>
-            <w:r>
-              <w:t xml:space="preserve">0.603**</w:t>
+              <w:t xml:space="preserve">Log(scale)</w:t>
+            </w:r>
+          </w:p>
+        </w:tc>
+        <w:tc>
+          <w:tcPr/>
+          <w:p>
+            <w:pPr>
+              <w:pStyle w:val="Compact"/>
+            </w:pPr>
+            <w:r>
+              <w:t xml:space="preserve">-0.002 (0.111)</w:t>
+            </w:r>
+          </w:p>
+        </w:tc>
+        <w:tc>
+          <w:tcPr/>
+          <w:p>
+            <w:pPr>
+              <w:pStyle w:val="Compact"/>
+            </w:pPr>
+            <w:r>
+              <w:t xml:space="preserve">-0.209* (0.103)</w:t>
+            </w:r>
+          </w:p>
+        </w:tc>
+        <w:tc>
+          <w:tcPr/>
+          <w:p>
+            <w:pPr>
+              <w:pStyle w:val="Compact"/>
+            </w:pPr>
+            <w:r>
+              <w:t xml:space="preserve">-0.444*** (0.088)</w:t>
+            </w:r>
+          </w:p>
+        </w:tc>
+        <w:tc>
+          <w:tcPr/>
+          <w:p>
+            <w:pPr>
+              <w:pStyle w:val="Compact"/>
+            </w:pPr>
+            <w:r>
+              <w:t xml:space="preserve">-0.430*** (0.086)</w:t>
+            </w:r>
+          </w:p>
+        </w:tc>
+        <w:tc>
+          <w:tcPr/>
+          <w:p>
+            <w:pPr>
+              <w:pStyle w:val="Compact"/>
+            </w:pPr>
+            <w:r>
+              <w:t xml:space="preserve">-0.731*** (0.078)</w:t>
+            </w:r>
+          </w:p>
+        </w:tc>
+        <w:tc>
+          <w:tcPr/>
+          <w:p>
+            <w:pPr>
+              <w:pStyle w:val="Compact"/>
+            </w:pPr>
+            <w:r>
+              <w:t xml:space="preserve">-0.589*** (0.087)</w:t>
             </w:r>
           </w:p>
         </w:tc>
@@ -752,59 +767,74 @@
             <w:pPr>
               <w:pStyle w:val="Compact"/>
             </w:pPr>
-          </w:p>
-        </w:tc>
-        <w:tc>
-          <w:tcPr/>
-          <w:p>
-            <w:pPr>
-              <w:pStyle w:val="Compact"/>
-            </w:pPr>
-          </w:p>
-        </w:tc>
-        <w:tc>
-          <w:tcPr/>
-          <w:p>
-            <w:pPr>
-              <w:pStyle w:val="Compact"/>
-            </w:pPr>
-          </w:p>
-        </w:tc>
-        <w:tc>
-          <w:tcPr/>
-          <w:p>
-            <w:pPr>
-              <w:pStyle w:val="Compact"/>
-            </w:pPr>
-            <w:r>
-              <w:t xml:space="preserve">(0.189)</w:t>
-            </w:r>
-          </w:p>
-        </w:tc>
-        <w:tc>
-          <w:tcPr/>
-          <w:p>
-            <w:pPr>
-              <w:pStyle w:val="Compact"/>
-            </w:pPr>
-          </w:p>
-        </w:tc>
-        <w:tc>
-          <w:tcPr/>
-          <w:p>
-            <w:pPr>
-              <w:pStyle w:val="Compact"/>
-            </w:pPr>
-          </w:p>
-        </w:tc>
-        <w:tc>
-          <w:tcPr/>
-          <w:p>
-            <w:pPr>
-              <w:pStyle w:val="Compact"/>
-            </w:pPr>
-            <w:r>
-              <w:t xml:space="preserve">(0.187)</w:t>
+            <w:r>
+              <w:t xml:space="preserve">Num.Obs.</w:t>
+            </w:r>
+          </w:p>
+        </w:tc>
+        <w:tc>
+          <w:tcPr/>
+          <w:p>
+            <w:pPr>
+              <w:pStyle w:val="Compact"/>
+            </w:pPr>
+            <w:r>
+              <w:t xml:space="preserve">164</w:t>
+            </w:r>
+          </w:p>
+        </w:tc>
+        <w:tc>
+          <w:tcPr/>
+          <w:p>
+            <w:pPr>
+              <w:pStyle w:val="Compact"/>
+            </w:pPr>
+            <w:r>
+              <w:t xml:space="preserve">164</w:t>
+            </w:r>
+          </w:p>
+        </w:tc>
+        <w:tc>
+          <w:tcPr/>
+          <w:p>
+            <w:pPr>
+              <w:pStyle w:val="Compact"/>
+            </w:pPr>
+            <w:r>
+              <w:t xml:space="preserve">164</w:t>
+            </w:r>
+          </w:p>
+        </w:tc>
+        <w:tc>
+          <w:tcPr/>
+          <w:p>
+            <w:pPr>
+              <w:pStyle w:val="Compact"/>
+            </w:pPr>
+            <w:r>
+              <w:t xml:space="preserve">164</w:t>
+            </w:r>
+          </w:p>
+        </w:tc>
+        <w:tc>
+          <w:tcPr/>
+          <w:p>
+            <w:pPr>
+              <w:pStyle w:val="Compact"/>
+            </w:pPr>
+            <w:r>
+              <w:t xml:space="preserve">164</w:t>
+            </w:r>
+          </w:p>
+        </w:tc>
+        <w:tc>
+          <w:tcPr/>
+          <w:p>
+            <w:pPr>
+              <w:pStyle w:val="Compact"/>
+            </w:pPr>
+            <w:r>
+              <w:t xml:space="preserve">164</w:t>
             </w:r>
           </w:p>
         </w:tc>
@@ -817,61 +847,73 @@
               <w:pStyle w:val="Compact"/>
             </w:pPr>
             <w:r>
-              <w:t xml:space="preserve">Prior Beliefs In-group</w:t>
-            </w:r>
-          </w:p>
-        </w:tc>
-        <w:tc>
-          <w:tcPr/>
-          <w:p>
-            <w:pPr>
-              <w:pStyle w:val="Compact"/>
-            </w:pPr>
-          </w:p>
-        </w:tc>
-        <w:tc>
-          <w:tcPr/>
-          <w:p>
-            <w:pPr>
-              <w:pStyle w:val="Compact"/>
-            </w:pPr>
-          </w:p>
-        </w:tc>
-        <w:tc>
-          <w:tcPr/>
-          <w:p>
-            <w:pPr>
-              <w:pStyle w:val="Compact"/>
-            </w:pPr>
-            <w:r>
-              <w:t xml:space="preserve">0.624***</w:t>
-            </w:r>
-          </w:p>
-        </w:tc>
-        <w:tc>
-          <w:tcPr/>
-          <w:p>
-            <w:pPr>
-              <w:pStyle w:val="Compact"/>
-            </w:pPr>
-          </w:p>
-        </w:tc>
-        <w:tc>
-          <w:tcPr/>
-          <w:p>
-            <w:pPr>
-              <w:pStyle w:val="Compact"/>
-            </w:pPr>
-          </w:p>
-        </w:tc>
-        <w:tc>
-          <w:tcPr/>
-          <w:p>
-            <w:pPr>
-              <w:pStyle w:val="Compact"/>
-            </w:pPr>
-            <w:r>
-              <w:t xml:space="preserve">0.433**</w:t>
+              <w:t xml:space="preserve">Log Likelihood</w:t>
+            </w:r>
+          </w:p>
+        </w:tc>
+        <w:tc>
+          <w:tcPr/>
+          <w:p>
+            <w:pPr>
+              <w:pStyle w:val="Compact"/>
+            </w:pPr>
+            <w:r>
+              <w:t xml:space="preserve">-487.767</w:t>
+            </w:r>
+          </w:p>
+        </w:tc>
+        <w:tc>
+          <w:tcPr/>
+          <w:p>
+            <w:pPr>
+              <w:pStyle w:val="Compact"/>
+            </w:pPr>
+            <w:r>
+              <w:t xml:space="preserve">-487.767</w:t>
+            </w:r>
+          </w:p>
+        </w:tc>
+        <w:tc>
+          <w:tcPr/>
+          <w:p>
+            <w:pPr>
+              <w:pStyle w:val="Compact"/>
+            </w:pPr>
+            <w:r>
+              <w:t xml:space="preserve">-487.767</w:t>
+            </w:r>
+          </w:p>
+        </w:tc>
+        <w:tc>
+          <w:tcPr/>
+          <w:p>
+            <w:pPr>
+              <w:pStyle w:val="Compact"/>
+            </w:pPr>
+            <w:r>
+              <w:t xml:space="preserve">-427.700</w:t>
+            </w:r>
+          </w:p>
+        </w:tc>
+        <w:tc>
+          <w:tcPr/>
+          <w:p>
+            <w:pPr>
+              <w:pStyle w:val="Compact"/>
+            </w:pPr>
+            <w:r>
+              <w:t xml:space="preserve">-427.700</w:t>
+            </w:r>
+          </w:p>
+        </w:tc>
+        <w:tc>
+          <w:tcPr/>
+          <w:p>
+            <w:pPr>
+              <w:pStyle w:val="Compact"/>
+            </w:pPr>
+            <w:r>
+              <w:t xml:space="preserve">-427.700</w:t>
             </w:r>
           </w:p>
         </w:tc>
@@ -883,59 +925,74 @@
             <w:pPr>
               <w:pStyle w:val="Compact"/>
             </w:pPr>
-          </w:p>
-        </w:tc>
-        <w:tc>
-          <w:tcPr/>
-          <w:p>
-            <w:pPr>
-              <w:pStyle w:val="Compact"/>
-            </w:pPr>
-          </w:p>
-        </w:tc>
-        <w:tc>
-          <w:tcPr/>
-          <w:p>
-            <w:pPr>
-              <w:pStyle w:val="Compact"/>
-            </w:pPr>
-          </w:p>
-        </w:tc>
-        <w:tc>
-          <w:tcPr/>
-          <w:p>
-            <w:pPr>
-              <w:pStyle w:val="Compact"/>
-            </w:pPr>
-            <w:r>
-              <w:t xml:space="preserve">(0.174)</w:t>
-            </w:r>
-          </w:p>
-        </w:tc>
-        <w:tc>
-          <w:tcPr/>
-          <w:p>
-            <w:pPr>
-              <w:pStyle w:val="Compact"/>
-            </w:pPr>
-          </w:p>
-        </w:tc>
-        <w:tc>
-          <w:tcPr/>
-          <w:p>
-            <w:pPr>
-              <w:pStyle w:val="Compact"/>
-            </w:pPr>
-          </w:p>
-        </w:tc>
-        <w:tc>
-          <w:tcPr/>
-          <w:p>
-            <w:pPr>
-              <w:pStyle w:val="Compact"/>
-            </w:pPr>
-            <w:r>
-              <w:t xml:space="preserve">(0.154)</w:t>
+            <w:r>
+              <w:t xml:space="preserve">AIC</w:t>
+            </w:r>
+          </w:p>
+        </w:tc>
+        <w:tc>
+          <w:tcPr/>
+          <w:p>
+            <w:pPr>
+              <w:pStyle w:val="Compact"/>
+            </w:pPr>
+            <w:r>
+              <w:t xml:space="preserve">1009.534</w:t>
+            </w:r>
+          </w:p>
+        </w:tc>
+        <w:tc>
+          <w:tcPr/>
+          <w:p>
+            <w:pPr>
+              <w:pStyle w:val="Compact"/>
+            </w:pPr>
+            <w:r>
+              <w:t xml:space="preserve">1009.534</w:t>
+            </w:r>
+          </w:p>
+        </w:tc>
+        <w:tc>
+          <w:tcPr/>
+          <w:p>
+            <w:pPr>
+              <w:pStyle w:val="Compact"/>
+            </w:pPr>
+            <w:r>
+              <w:t xml:space="preserve">1009.534</w:t>
+            </w:r>
+          </w:p>
+        </w:tc>
+        <w:tc>
+          <w:tcPr/>
+          <w:p>
+            <w:pPr>
+              <w:pStyle w:val="Compact"/>
+            </w:pPr>
+            <w:r>
+              <w:t xml:space="preserve">889.400</w:t>
+            </w:r>
+          </w:p>
+        </w:tc>
+        <w:tc>
+          <w:tcPr/>
+          <w:p>
+            <w:pPr>
+              <w:pStyle w:val="Compact"/>
+            </w:pPr>
+            <w:r>
+              <w:t xml:space="preserve">889.400</w:t>
+            </w:r>
+          </w:p>
+        </w:tc>
+        <w:tc>
+          <w:tcPr/>
+          <w:p>
+            <w:pPr>
+              <w:pStyle w:val="Compact"/>
+            </w:pPr>
+            <w:r>
+              <w:t xml:space="preserve">889.400</w:t>
             </w:r>
           </w:p>
         </w:tc>
@@ -948,61 +1005,73 @@
               <w:pStyle w:val="Compact"/>
             </w:pPr>
             <w:r>
-              <w:t xml:space="preserve">Observed Compliance (round 7)</w:t>
-            </w:r>
-          </w:p>
-        </w:tc>
-        <w:tc>
-          <w:tcPr/>
-          <w:p>
-            <w:pPr>
-              <w:pStyle w:val="Compact"/>
-            </w:pPr>
-          </w:p>
-        </w:tc>
-        <w:tc>
-          <w:tcPr/>
-          <w:p>
-            <w:pPr>
-              <w:pStyle w:val="Compact"/>
-            </w:pPr>
-          </w:p>
-        </w:tc>
-        <w:tc>
-          <w:tcPr/>
-          <w:p>
-            <w:pPr>
-              <w:pStyle w:val="Compact"/>
-            </w:pPr>
-            <w:r>
-              <w:t xml:space="preserve">0.431*</w:t>
-            </w:r>
-          </w:p>
-        </w:tc>
-        <w:tc>
-          <w:tcPr/>
-          <w:p>
-            <w:pPr>
-              <w:pStyle w:val="Compact"/>
-            </w:pPr>
-          </w:p>
-        </w:tc>
-        <w:tc>
-          <w:tcPr/>
-          <w:p>
-            <w:pPr>
-              <w:pStyle w:val="Compact"/>
-            </w:pPr>
-          </w:p>
-        </w:tc>
-        <w:tc>
-          <w:tcPr/>
-          <w:p>
-            <w:pPr>
-              <w:pStyle w:val="Compact"/>
-            </w:pPr>
-            <w:r>
-              <w:t xml:space="preserve">0.425*</w:t>
+              <w:t xml:space="preserve">BIC</w:t>
+            </w:r>
+          </w:p>
+        </w:tc>
+        <w:tc>
+          <w:tcPr/>
+          <w:p>
+            <w:pPr>
+              <w:pStyle w:val="Compact"/>
+            </w:pPr>
+            <w:r>
+              <w:t xml:space="preserve">1062.232</w:t>
+            </w:r>
+          </w:p>
+        </w:tc>
+        <w:tc>
+          <w:tcPr/>
+          <w:p>
+            <w:pPr>
+              <w:pStyle w:val="Compact"/>
+            </w:pPr>
+            <w:r>
+              <w:t xml:space="preserve">1062.232</w:t>
+            </w:r>
+          </w:p>
+        </w:tc>
+        <w:tc>
+          <w:tcPr/>
+          <w:p>
+            <w:pPr>
+              <w:pStyle w:val="Compact"/>
+            </w:pPr>
+            <w:r>
+              <w:t xml:space="preserve">1062.232</w:t>
+            </w:r>
+          </w:p>
+        </w:tc>
+        <w:tc>
+          <w:tcPr/>
+          <w:p>
+            <w:pPr>
+              <w:pStyle w:val="Compact"/>
+            </w:pPr>
+            <w:r>
+              <w:t xml:space="preserve">942.098</w:t>
+            </w:r>
+          </w:p>
+        </w:tc>
+        <w:tc>
+          <w:tcPr/>
+          <w:p>
+            <w:pPr>
+              <w:pStyle w:val="Compact"/>
+            </w:pPr>
+            <w:r>
+              <w:t xml:space="preserve">942.098</w:t>
+            </w:r>
+          </w:p>
+        </w:tc>
+        <w:tc>
+          <w:tcPr/>
+          <w:p>
+            <w:pPr>
+              <w:pStyle w:val="Compact"/>
+            </w:pPr>
+            <w:r>
+              <w:t xml:space="preserve">942.098</w:t>
             </w:r>
           </w:p>
         </w:tc>
@@ -1014,151 +1083,8 @@
             <w:pPr>
               <w:pStyle w:val="Compact"/>
             </w:pPr>
-          </w:p>
-        </w:tc>
-        <w:tc>
-          <w:tcPr/>
-          <w:p>
-            <w:pPr>
-              <w:pStyle w:val="Compact"/>
-            </w:pPr>
-          </w:p>
-        </w:tc>
-        <w:tc>
-          <w:tcPr/>
-          <w:p>
-            <w:pPr>
-              <w:pStyle w:val="Compact"/>
-            </w:pPr>
-          </w:p>
-        </w:tc>
-        <w:tc>
-          <w:tcPr/>
-          <w:p>
-            <w:pPr>
-              <w:pStyle w:val="Compact"/>
-            </w:pPr>
-            <w:r>
-              <w:t xml:space="preserve">(0.205)</w:t>
-            </w:r>
-          </w:p>
-        </w:tc>
-        <w:tc>
-          <w:tcPr/>
-          <w:p>
-            <w:pPr>
-              <w:pStyle w:val="Compact"/>
-            </w:pPr>
-          </w:p>
-        </w:tc>
-        <w:tc>
-          <w:tcPr/>
-          <w:p>
-            <w:pPr>
-              <w:pStyle w:val="Compact"/>
-            </w:pPr>
-          </w:p>
-        </w:tc>
-        <w:tc>
-          <w:tcPr/>
-          <w:p>
-            <w:pPr>
-              <w:pStyle w:val="Compact"/>
-            </w:pPr>
-            <w:r>
-              <w:t xml:space="preserve">(0.200)</w:t>
-            </w:r>
-          </w:p>
-        </w:tc>
-      </w:tr>
-      <w:tr>
-        <w:tc>
-          <w:tcPr/>
-          <w:p>
-            <w:pPr>
-              <w:pStyle w:val="Compact"/>
-            </w:pPr>
-            <w:r>
-              <w:t xml:space="preserve">Num.Obs.</w:t>
-            </w:r>
-          </w:p>
-        </w:tc>
-        <w:tc>
-          <w:tcPr/>
-          <w:p>
-            <w:pPr>
-              <w:pStyle w:val="Compact"/>
-            </w:pPr>
-            <w:r>
-              <w:t xml:space="preserve">164</w:t>
-            </w:r>
-          </w:p>
-        </w:tc>
-        <w:tc>
-          <w:tcPr/>
-          <w:p>
-            <w:pPr>
-              <w:pStyle w:val="Compact"/>
-            </w:pPr>
-            <w:r>
-              <w:t xml:space="preserve">164</w:t>
-            </w:r>
-          </w:p>
-        </w:tc>
-        <w:tc>
-          <w:tcPr/>
-          <w:p>
-            <w:pPr>
-              <w:pStyle w:val="Compact"/>
-            </w:pPr>
-            <w:r>
-              <w:t xml:space="preserve">164</w:t>
-            </w:r>
-          </w:p>
-        </w:tc>
-        <w:tc>
-          <w:tcPr/>
-          <w:p>
-            <w:pPr>
-              <w:pStyle w:val="Compact"/>
-            </w:pPr>
-            <w:r>
-              <w:t xml:space="preserve">164</w:t>
-            </w:r>
-          </w:p>
-        </w:tc>
-        <w:tc>
-          <w:tcPr/>
-          <w:p>
-            <w:pPr>
-              <w:pStyle w:val="Compact"/>
-            </w:pPr>
-            <w:r>
-              <w:t xml:space="preserve">164</w:t>
-            </w:r>
-          </w:p>
-        </w:tc>
-        <w:tc>
-          <w:tcPr/>
-          <w:p>
-            <w:pPr>
-              <w:pStyle w:val="Compact"/>
-            </w:pPr>
-            <w:r>
-              <w:t xml:space="preserve">164</w:t>
-            </w:r>
-          </w:p>
-        </w:tc>
-      </w:tr>
-      <w:tr>
-        <w:tc>
-          <w:tcPr/>
-          <w:p>
-            <w:pPr>
-              <w:pStyle w:val="Compact"/>
-            </w:pPr>
-            <w:r>
-              <w:t xml:space="preserve">Pseudo R-squared (McFadden)</w:t>
+            <w:r>
+              <w:t xml:space="preserve">Pseudo R-squared</w:t>
             </w:r>
           </w:p>
         </w:tc>
@@ -1237,13 +1163,9 @@
           <w:p>
             <w:pPr>
               <w:pStyle w:val="Compact"/>
-              <w:numPr>
-                <w:ilvl w:val="0"/>
-                <w:numId w:val="1001"/>
-              </w:numPr>
-            </w:pPr>
-            <w:r>
-              <w:t xml:space="preserve">p &lt; 0.05, ** p &lt; 0.01, *** p &lt; 0.001</w:t>
+            </w:pPr>
+            <w:r>
+              <w:t xml:space="preserve">† p &lt; 0.1, * p &lt; 0.05, ** p &lt; 0.01, *** p &lt; 0.001</w:t>
             </w:r>
           </w:p>
         </w:tc>
@@ -1258,7 +1180,7 @@
               <w:pStyle w:val="Compact"/>
             </w:pPr>
             <w:r>
-              <w:t xml:space="preserve">Standard errors in parentheses. Data left-censored at 0 and right-censored at 1.</w:t>
+              <w:t xml:space="preserve">Models are Tobit regressions constrained between 0 and 1. Standard errors are classical, and Pseudo R-squared is McFadden’s.</w:t>
             </w:r>
           </w:p>
         </w:tc>
@@ -1374,114 +1296,8 @@
       </w:pPr>
     </w:lvl>
   </w:abstractNum>
-  <w:abstractNum w:abstractNumId="991">
-    <w:nsid w:val="0000A991"/>
-    <w:multiLevelType w:val="multilevel"/>
-    <w:lvl w:ilvl="0">
-      <w:numFmt w:val="bullet"/>
-      <w:lvlText w:val=""/>
-      <w:lvlJc w:val="left"/>
-      <w:pPr>
-        <w:ind w:left="720" w:hanging="360"/>
-      </w:pPr>
-      <w:rPr>
-        <w:rFonts w:ascii="Symbol" w:hAnsi="Symbol" w:cs="Symbol" w:hint="default"/>
-      </w:rPr>
-    </w:lvl>
-    <w:lvl w:ilvl="1">
-      <w:numFmt w:val="bullet"/>
-      <w:lvlText w:val="o"/>
-      <w:lvlJc w:val="left"/>
-      <w:pPr>
-        <w:ind w:left="1440" w:hanging="360"/>
-      </w:pPr>
-      <w:rPr>
-        <w:rFonts w:ascii="Courier New" w:hAnsi="Courier New" w:cs="Courier New" w:hint="default"/>
-      </w:rPr>
-    </w:lvl>
-    <w:lvl w:ilvl="2">
-      <w:numFmt w:val="bullet"/>
-      <w:lvlText w:val=""/>
-      <w:lvlJc w:val="left"/>
-      <w:pPr>
-        <w:ind w:left="2160" w:hanging="360"/>
-      </w:pPr>
-      <w:rPr>
-        <w:rFonts w:ascii="Wingdings" w:hAnsi="Wingdings" w:cs="Wingdings" w:hint="default"/>
-      </w:rPr>
-    </w:lvl>
-    <w:lvl w:ilvl="3">
-      <w:numFmt w:val="bullet"/>
-      <w:lvlText w:val=""/>
-      <w:lvlJc w:val="left"/>
-      <w:pPr>
-        <w:ind w:left="2880" w:hanging="360"/>
-      </w:pPr>
-      <w:rPr>
-        <w:rFonts w:ascii="Symbol" w:hAnsi="Symbol" w:cs="Symbol" w:hint="default"/>
-      </w:rPr>
-    </w:lvl>
-    <w:lvl w:ilvl="4">
-      <w:numFmt w:val="bullet"/>
-      <w:lvlText w:val="o"/>
-      <w:lvlJc w:val="left"/>
-      <w:pPr>
-        <w:ind w:left="3600" w:hanging="360"/>
-      </w:pPr>
-      <w:rPr>
-        <w:rFonts w:ascii="Courier New" w:hAnsi="Courier New" w:cs="Courier New" w:hint="default"/>
-      </w:rPr>
-    </w:lvl>
-    <w:lvl w:ilvl="5">
-      <w:numFmt w:val="bullet"/>
-      <w:lvlText w:val=""/>
-      <w:lvlJc w:val="left"/>
-      <w:pPr>
-        <w:ind w:left="4320" w:hanging="360"/>
-      </w:pPr>
-      <w:rPr>
-        <w:rFonts w:ascii="Wingdings" w:hAnsi="Wingdings" w:cs="Wingdings" w:hint="default"/>
-      </w:rPr>
-    </w:lvl>
-    <w:lvl w:ilvl="6">
-      <w:numFmt w:val="bullet"/>
-      <w:lvlText w:val=""/>
-      <w:lvlJc w:val="left"/>
-      <w:pPr>
-        <w:ind w:left="5040" w:hanging="360"/>
-      </w:pPr>
-      <w:rPr>
-        <w:rFonts w:ascii="Symbol" w:hAnsi="Symbol" w:cs="Symbol" w:hint="default"/>
-      </w:rPr>
-    </w:lvl>
-    <w:lvl w:ilvl="7">
-      <w:numFmt w:val="bullet"/>
-      <w:lvlText w:val="o"/>
-      <w:lvlJc w:val="left"/>
-      <w:pPr>
-        <w:ind w:left="5760" w:hanging="360"/>
-      </w:pPr>
-      <w:rPr>
-        <w:rFonts w:ascii="Courier New" w:hAnsi="Courier New" w:cs="Courier New" w:hint="default"/>
-      </w:rPr>
-    </w:lvl>
-    <w:lvl w:ilvl="8">
-      <w:numFmt w:val="bullet"/>
-      <w:lvlText w:val=""/>
-      <w:lvlJc w:val="left"/>
-      <w:pPr>
-        <w:ind w:left="6480" w:hanging="360"/>
-      </w:pPr>
-      <w:rPr>
-        <w:rFonts w:ascii="Wingdings" w:hAnsi="Wingdings" w:cs="Wingdings" w:hint="default"/>
-      </w:rPr>
-    </w:lvl>
-  </w:abstractNum>
   <w:num w:numId="1000">
     <w:abstractNumId w:val="990"/>
-  </w:num>
-  <w:num w:numId="1001">
-    <w:abstractNumId w:val="991"/>
   </w:num>
 </w:numbering>
 </file>
